--- a/indicator-functions.docx
+++ b/indicator-functions.docx
@@ -15,7 +15,7 @@
         <w:pStyle w:val="Date"/>
       </w:pPr>
       <w:r>
-        <w:t xml:space="preserve">Last modified: 2026-10-15 21:43:14 (PDT)</w:t>
+        <w:t xml:space="preserve">Last modified: 2026-10-15 23:56:47 (PDT)</w:t>
       </w:r>
     </w:p>
     <w:bookmarkStart w:id="52" w:name="sec-indicator-functions"/>

--- a/indicator-functions.docx
+++ b/indicator-functions.docx
@@ -15,7 +15,7 @@
         <w:pStyle w:val="Date"/>
       </w:pPr>
       <w:r>
-        <w:t xml:space="preserve">Last modified: 2026-10-15 23:56:47 (PDT)</w:t>
+        <w:t xml:space="preserve">Last modified: 2026-10-16 01:00:03 (PDT)</w:t>
       </w:r>
     </w:p>
     <w:bookmarkStart w:id="52" w:name="sec-indicator-functions"/>

--- a/indicator-functions.docx
+++ b/indicator-functions.docx
@@ -15,7 +15,7 @@
         <w:pStyle w:val="Date"/>
       </w:pPr>
       <w:r>
-        <w:t xml:space="preserve">Last modified: 2026-10-16 01:00:03 (PDT)</w:t>
+        <w:t xml:space="preserve">Last modified: 2026-10-16 01:53:21 (PDT)</w:t>
       </w:r>
     </w:p>
     <w:bookmarkStart w:id="52" w:name="sec-indicator-functions"/>

--- a/indicator-functions.docx
+++ b/indicator-functions.docx
@@ -15,7 +15,7 @@
         <w:pStyle w:val="Date"/>
       </w:pPr>
       <w:r>
-        <w:t xml:space="preserve">Last modified: 2026-10-16 01:53:21 (PDT)</w:t>
+        <w:t xml:space="preserve">Last modified: 2026-10-16 02:45:37 (PDT)</w:t>
       </w:r>
     </w:p>
     <w:bookmarkStart w:id="52" w:name="sec-indicator-functions"/>

--- a/indicator-functions.docx
+++ b/indicator-functions.docx
@@ -15,7 +15,7 @@
         <w:pStyle w:val="Date"/>
       </w:pPr>
       <w:r>
-        <w:t xml:space="preserve">Last modified: 2026-10-16 02:45:37 (PDT)</w:t>
+        <w:t xml:space="preserve">Last modified: 2026-10-16 03:50:53 (PDT)</w:t>
       </w:r>
     </w:p>
     <w:bookmarkStart w:id="52" w:name="sec-indicator-functions"/>

--- a/indicator-functions.docx
+++ b/indicator-functions.docx
@@ -15,7 +15,7 @@
         <w:pStyle w:val="Date"/>
       </w:pPr>
       <w:r>
-        <w:t xml:space="preserve">Last modified: 2026-10-16 03:50:53 (PDT)</w:t>
+        <w:t xml:space="preserve">Last modified: 2026-10-16 04:38:30 (PDT)</w:t>
       </w:r>
     </w:p>
     <w:bookmarkStart w:id="52" w:name="sec-indicator-functions"/>

--- a/indicator-functions.docx
+++ b/indicator-functions.docx
@@ -15,7 +15,7 @@
         <w:pStyle w:val="Date"/>
       </w:pPr>
       <w:r>
-        <w:t xml:space="preserve">Last modified: 2026-10-16 04:38:30 (PDT)</w:t>
+        <w:t xml:space="preserve">Last modified: 2026-10-16 05:24:53 (PDT)</w:t>
       </w:r>
     </w:p>
     <w:bookmarkStart w:id="52" w:name="sec-indicator-functions"/>

--- a/indicator-functions.docx
+++ b/indicator-functions.docx
@@ -15,7 +15,7 @@
         <w:pStyle w:val="Date"/>
       </w:pPr>
       <w:r>
-        <w:t xml:space="preserve">Last modified: 2026-10-16 05:24:53 (PDT)</w:t>
+        <w:t xml:space="preserve">Last modified: 2026-10-16 06:27:40 (PDT)</w:t>
       </w:r>
     </w:p>
     <w:bookmarkStart w:id="52" w:name="sec-indicator-functions"/>

--- a/indicator-functions.docx
+++ b/indicator-functions.docx
@@ -15,7 +15,7 @@
         <w:pStyle w:val="Date"/>
       </w:pPr>
       <w:r>
-        <w:t xml:space="preserve">Last modified: 2026-10-16 06:27:40 (PDT)</w:t>
+        <w:t xml:space="preserve">Last modified: 2026-10-16 10:11:43 (PDT)</w:t>
       </w:r>
     </w:p>
     <w:bookmarkStart w:id="52" w:name="sec-indicator-functions"/>

--- a/indicator-functions.docx
+++ b/indicator-functions.docx
@@ -15,7 +15,7 @@
         <w:pStyle w:val="Date"/>
       </w:pPr>
       <w:r>
-        <w:t xml:space="preserve">Last modified: 2026-10-16 10:11:43 (PDT)</w:t>
+        <w:t xml:space="preserve">Last modified: 2026-10-16 10:58:47 (PDT)</w:t>
       </w:r>
     </w:p>
     <w:bookmarkStart w:id="52" w:name="sec-indicator-functions"/>

--- a/indicator-functions.docx
+++ b/indicator-functions.docx
@@ -15,7 +15,7 @@
         <w:pStyle w:val="Date"/>
       </w:pPr>
       <w:r>
-        <w:t xml:space="preserve">Last modified: 2026-10-16 10:58:47 (PDT)</w:t>
+        <w:t xml:space="preserve">Last modified: 2026-10-16 18:32:13 (PDT)</w:t>
       </w:r>
     </w:p>
     <w:bookmarkStart w:id="52" w:name="sec-indicator-functions"/>

--- a/indicator-functions.docx
+++ b/indicator-functions.docx
@@ -15,7 +15,7 @@
         <w:pStyle w:val="Date"/>
       </w:pPr>
       <w:r>
-        <w:t xml:space="preserve">Last modified: 2026-10-16 18:32:13 (PDT)</w:t>
+        <w:t xml:space="preserve">Last modified: 2026-10-16 19:32:00 (PDT)</w:t>
       </w:r>
     </w:p>
     <w:bookmarkStart w:id="52" w:name="sec-indicator-functions"/>

--- a/indicator-functions.docx
+++ b/indicator-functions.docx
@@ -15,7 +15,7 @@
         <w:pStyle w:val="Date"/>
       </w:pPr>
       <w:r>
-        <w:t xml:space="preserve">Last modified: 2026-10-16 19:32:00 (PDT)</w:t>
+        <w:t xml:space="preserve">Last modified: 2026-10-17 02:34:23 (PDT)</w:t>
       </w:r>
     </w:p>
     <w:bookmarkStart w:id="52" w:name="sec-indicator-functions"/>

--- a/indicator-functions.docx
+++ b/indicator-functions.docx
@@ -15,7 +15,7 @@
         <w:pStyle w:val="Date"/>
       </w:pPr>
       <w:r>
-        <w:t xml:space="preserve">Last modified: 2026-10-17 02:34:23 (PDT)</w:t>
+        <w:t xml:space="preserve">Last modified: 2026-10-17 03:46:15 (PDT)</w:t>
       </w:r>
     </w:p>
     <w:bookmarkStart w:id="52" w:name="sec-indicator-functions"/>

--- a/indicator-functions.docx
+++ b/indicator-functions.docx
@@ -15,7 +15,7 @@
         <w:pStyle w:val="Date"/>
       </w:pPr>
       <w:r>
-        <w:t xml:space="preserve">Last modified: 2026-10-17 03:46:15 (PDT)</w:t>
+        <w:t xml:space="preserve">Last modified: 2026-10-17 04:46:25 (PDT)</w:t>
       </w:r>
     </w:p>
     <w:bookmarkStart w:id="52" w:name="sec-indicator-functions"/>

--- a/indicator-functions.docx
+++ b/indicator-functions.docx
@@ -15,7 +15,7 @@
         <w:pStyle w:val="Date"/>
       </w:pPr>
       <w:r>
-        <w:t xml:space="preserve">Last modified: 2026-10-17 04:46:25 (PDT)</w:t>
+        <w:t xml:space="preserve">Last modified: 2026-10-17 06:29:34 (PDT)</w:t>
       </w:r>
     </w:p>
     <w:bookmarkStart w:id="52" w:name="sec-indicator-functions"/>

--- a/indicator-functions.docx
+++ b/indicator-functions.docx
@@ -15,7 +15,7 @@
         <w:pStyle w:val="Date"/>
       </w:pPr>
       <w:r>
-        <w:t xml:space="preserve">Last modified: 2026-10-17 06:29:34 (PDT)</w:t>
+        <w:t xml:space="preserve">Last modified: 2026-10-17 07:35:34 (PDT)</w:t>
       </w:r>
     </w:p>
     <w:bookmarkStart w:id="52" w:name="sec-indicator-functions"/>

--- a/indicator-functions.docx
+++ b/indicator-functions.docx
@@ -15,7 +15,7 @@
         <w:pStyle w:val="Date"/>
       </w:pPr>
       <w:r>
-        <w:t xml:space="preserve">Last modified: 2026-10-17 15:54:57 (PDT)</w:t>
+        <w:t xml:space="preserve">Last modified: 2026-10-17 22:01:17 (PDT)</w:t>
       </w:r>
     </w:p>
     <w:bookmarkStart w:id="51" w:name="sec-indicator-functions"/>

--- a/indicator-functions.docx
+++ b/indicator-functions.docx
@@ -15,7 +15,7 @@
         <w:pStyle w:val="Date"/>
       </w:pPr>
       <w:r>
-        <w:t xml:space="preserve">Last modified: 2026-10-17 22:01:17 (PDT)</w:t>
+        <w:t xml:space="preserve">Last modified: 2026-10-18 11:27:44 (PDT)</w:t>
       </w:r>
     </w:p>
     <w:bookmarkStart w:id="51" w:name="sec-indicator-functions"/>
@@ -313,7 +313,7 @@
         <w:t xml:space="preserve"> </w:t>
       </w:r>
       <w:r>
-        <w:t xml:space="preserve">(Wikipedia contributors 2026b)</w:t>
+        <w:t xml:space="preserve">[1]</w:t>
       </w:r>
       <w:r>
         <w:t xml:space="preserve"> </w:t>
@@ -4043,7 +4043,7 @@
         <w:t xml:space="preserve"> </w:t>
       </w:r>
       <w:r>
-        <w:t xml:space="preserve">(Wikipedia contributors 2026e)</w:t>
+        <w:t xml:space="preserve">[2]</w:t>
       </w:r>
       <w:r>
         <w:t xml:space="preserve"> </w:t>
@@ -4556,7 +4556,7 @@
         <w:t xml:space="preserve"> </w:t>
       </w:r>
       <w:r>
-        <w:t xml:space="preserve">(Wikipedia contributors 2026c)</w:t>
+        <w:t xml:space="preserve">[3]</w:t>
       </w:r>
       <w:r>
         <w:t xml:space="preserve">.</w:t>
@@ -4631,7 +4631,7 @@
         <w:t xml:space="preserve"> </w:t>
       </w:r>
       <w:r>
-        <w:t xml:space="preserve">(Wikipedia contributors 2026c)</w:t>
+        <w:t xml:space="preserve">[3]</w:t>
       </w:r>
     </w:p>
     <w:p>
@@ -5624,7 +5624,7 @@
         <w:t xml:space="preserve"> </w:t>
       </w:r>
       <w:r>
-        <w:t xml:space="preserve">(Wikipedia contributors 2026d)</w:t>
+        <w:t xml:space="preserve">[4]</w:t>
       </w:r>
     </w:p>
     <w:p>
@@ -8214,7 +8214,7 @@
         <w:t xml:space="preserve"> </w:t>
       </w:r>
       <w:r>
-        <w:t xml:space="preserve">(Wikipedia contributors 2026a)</w:t>
+        <w:t xml:space="preserve">[5]</w:t>
       </w:r>
       <w:r>
         <w:t xml:space="preserve"> </w:t>
@@ -10081,7 +10081,7 @@
         </w:numPr>
       </w:pPr>
       <w:r>
-        <w:t xml:space="preserve">Wikipedia contributors (2026b)</w:t>
+        <w:t xml:space="preserve">Wikipedia contributors [1]</w:t>
       </w:r>
       <w:r>
         <w:t xml:space="preserve"> </w:t>
@@ -10098,7 +10098,7 @@
         </w:numPr>
       </w:pPr>
       <w:r>
-        <w:t xml:space="preserve">Wikipedia contributors (2026c)</w:t>
+        <w:t xml:space="preserve">Wikipedia contributors [3]</w:t>
       </w:r>
       <w:r>
         <w:t xml:space="preserve"> </w:t>
@@ -10115,7 +10115,7 @@
         </w:numPr>
       </w:pPr>
       <w:r>
-        <w:t xml:space="preserve">Wikipedia contributors (2026d)</w:t>
+        <w:t xml:space="preserve">Wikipedia contributors [4]</w:t>
       </w:r>
       <w:r>
         <w:t xml:space="preserve"> </w:t>
@@ -10132,7 +10132,7 @@
         </w:numPr>
       </w:pPr>
       <w:r>
-        <w:t xml:space="preserve">Wikipedia contributors (2026e)</w:t>
+        <w:t xml:space="preserve">Wikipedia contributors [2]</w:t>
       </w:r>
       <w:r>
         <w:t xml:space="preserve"> </w:t>
@@ -10149,7 +10149,7 @@
         </w:numPr>
       </w:pPr>
       <w:r>
-        <w:t xml:space="preserve">Wikipedia contributors (2026a)</w:t>
+        <w:t xml:space="preserve">Wikipedia contributors [5]</w:t>
       </w:r>
       <w:r>
         <w:t xml:space="preserve"> </w:t>
@@ -10159,138 +10159,54 @@
       </w:r>
     </w:p>
     <w:bookmarkStart w:id="62" w:name="refs"/>
-    <w:bookmarkStart w:id="53" w:name="ref-wikipedia_idempotence"/>
+    <w:bookmarkStart w:id="53" w:name="ref-wikipedia_indicator_function"/>
     <w:p>
       <w:pPr>
         <w:pStyle w:val="Bibliography"/>
       </w:pPr>
       <w:r>
-        <w:t xml:space="preserve">Wikipedia contributors. 2026a.</w:t>
-      </w:r>
-      <w:r>
-        <w:t xml:space="preserve"> </w:t>
-      </w:r>
-      <w:r>
-        <w:rPr>
-          <w:i/>
-          <w:iCs/>
-        </w:rPr>
-        <w:t xml:space="preserve">Idempotence —</w:t>
-      </w:r>
-      <w:r>
-        <w:rPr>
-          <w:i/>
-          <w:iCs/>
-        </w:rPr>
-        <w:t xml:space="preserve"> </w:t>
-      </w:r>
-      <w:r>
-        <w:rPr>
-          <w:i/>
-          <w:iCs/>
-        </w:rPr>
+        <w:t xml:space="preserve">[1]</w:t>
+      </w:r>
+      <w:r>
+        <w:t xml:space="preserve"> </w:t>
+      </w:r>
+      <w:r>
+        <w:t xml:space="preserve">	</w:t>
+      </w:r>
+      <w:r>
+        <w:t xml:space="preserve">Wikipedia contributors,</w:t>
+      </w:r>
+      <w:r>
+        <w:t xml:space="preserve"> </w:t>
+      </w:r>
+      <w:r>
+        <w:t xml:space="preserve">“Indicator function —</w:t>
+      </w:r>
+      <w:r>
+        <w:t xml:space="preserve"> </w:t>
+      </w:r>
+      <w:r>
         <w:t xml:space="preserve">Wikipedia</w:t>
       </w:r>
       <w:r>
-        <w:rPr>
-          <w:i/>
-          <w:iCs/>
-        </w:rPr>
         <w:t xml:space="preserve">,</w:t>
       </w:r>
       <w:r>
-        <w:rPr>
-          <w:i/>
-          <w:iCs/>
-        </w:rPr>
-        <w:t xml:space="preserve"> </w:t>
-      </w:r>
-      <w:r>
-        <w:rPr>
-          <w:i/>
-          <w:iCs/>
-        </w:rPr>
-        <w:t xml:space="preserve">the Free Encyclopedia</w:t>
-      </w:r>
-      <w:r>
-        <w:t xml:space="preserve">.</w:t>
+        <w:t xml:space="preserve"> </w:t>
+      </w:r>
+      <w:r>
+        <w:t xml:space="preserve">the free encyclopedia.”</w:t>
+      </w:r>
+      <w:r>
+        <w:t xml:space="preserve"> </w:t>
+      </w:r>
+      <w:r>
+        <w:t xml:space="preserve">2026. Available:</w:t>
       </w:r>
       <w:r>
         <w:t xml:space="preserve"> </w:t>
       </w:r>
       <w:hyperlink r:id="rId52">
-        <w:r>
-          <w:rPr>
-            <w:rStyle w:val="Hyperlink"/>
-          </w:rPr>
-          <w:t xml:space="preserve">https://en.wikipedia.org/wiki/Idempotence</w:t>
-        </w:r>
-      </w:hyperlink>
-      <w:r>
-        <w:t xml:space="preserve">.</w:t>
-      </w:r>
-    </w:p>
-    <w:bookmarkEnd w:id="53"/>
-    <w:bookmarkStart w:id="55" w:name="ref-wikipedia_indicator_function"/>
-    <w:p>
-      <w:pPr>
-        <w:pStyle w:val="Bibliography"/>
-      </w:pPr>
-      <w:r>
-        <w:t xml:space="preserve">Wikipedia contributors. 2026b.</w:t>
-      </w:r>
-      <w:r>
-        <w:t xml:space="preserve"> </w:t>
-      </w:r>
-      <w:r>
-        <w:rPr>
-          <w:i/>
-          <w:iCs/>
-        </w:rPr>
-        <w:t xml:space="preserve">Indicator Function —</w:t>
-      </w:r>
-      <w:r>
-        <w:rPr>
-          <w:i/>
-          <w:iCs/>
-        </w:rPr>
-        <w:t xml:space="preserve"> </w:t>
-      </w:r>
-      <w:r>
-        <w:rPr>
-          <w:i/>
-          <w:iCs/>
-        </w:rPr>
-        <w:t xml:space="preserve">Wikipedia</w:t>
-      </w:r>
-      <w:r>
-        <w:rPr>
-          <w:i/>
-          <w:iCs/>
-        </w:rPr>
-        <w:t xml:space="preserve">,</w:t>
-      </w:r>
-      <w:r>
-        <w:rPr>
-          <w:i/>
-          <w:iCs/>
-        </w:rPr>
-        <w:t xml:space="preserve"> </w:t>
-      </w:r>
-      <w:r>
-        <w:rPr>
-          <w:i/>
-          <w:iCs/>
-        </w:rPr>
-        <w:t xml:space="preserve">the Free Encyclopedia</w:t>
-      </w:r>
-      <w:r>
-        <w:t xml:space="preserve">.</w:t>
-      </w:r>
-      <w:r>
-        <w:t xml:space="preserve"> </w:t>
-      </w:r>
-      <w:hyperlink r:id="rId54">
         <w:r>
           <w:rPr>
             <w:rStyle w:val="Hyperlink"/>
@@ -10298,9 +10214,63 @@
           <w:t xml:space="preserve">https://en.wikipedia.org/wiki/Indicator_function</w:t>
         </w:r>
       </w:hyperlink>
-      <w:r>
-        <w:t xml:space="preserve">.</w:t>
-      </w:r>
+    </w:p>
+    <w:bookmarkEnd w:id="53"/>
+    <w:bookmarkStart w:id="55" w:name="ref-wikipedia_support_measure_theory"/>
+    <w:p>
+      <w:pPr>
+        <w:pStyle w:val="Bibliography"/>
+      </w:pPr>
+      <w:r>
+        <w:t xml:space="preserve">[2]</w:t>
+      </w:r>
+      <w:r>
+        <w:t xml:space="preserve"> </w:t>
+      </w:r>
+      <w:r>
+        <w:t xml:space="preserve">	</w:t>
+      </w:r>
+      <w:r>
+        <w:t xml:space="preserve">Wikipedia contributors,</w:t>
+      </w:r>
+      <w:r>
+        <w:t xml:space="preserve"> </w:t>
+      </w:r>
+      <w:r>
+        <w:t xml:space="preserve">“Support (measure theory) —</w:t>
+      </w:r>
+      <w:r>
+        <w:t xml:space="preserve"> </w:t>
+      </w:r>
+      <w:r>
+        <w:t xml:space="preserve">Wikipedia</w:t>
+      </w:r>
+      <w:r>
+        <w:t xml:space="preserve">,</w:t>
+      </w:r>
+      <w:r>
+        <w:t xml:space="preserve"> </w:t>
+      </w:r>
+      <w:r>
+        <w:t xml:space="preserve">the free encyclopedia.”</w:t>
+      </w:r>
+      <w:r>
+        <w:t xml:space="preserve"> </w:t>
+      </w:r>
+      <w:r>
+        <w:t xml:space="preserve">2026. Available:</w:t>
+      </w:r>
+      <w:r>
+        <w:t xml:space="preserve"> </w:t>
+      </w:r>
+      <w:hyperlink r:id="rId54">
+        <w:r>
+          <w:rPr>
+            <w:rStyle w:val="Hyperlink"/>
+          </w:rPr>
+          <w:t xml:space="preserve">https://en.wikipedia.org/wiki/Support_(measure_theory)</w:t>
+        </w:r>
+      </w:hyperlink>
     </w:p>
     <w:bookmarkEnd w:id="55"/>
     <w:bookmarkStart w:id="57" w:name="ref-wikipedia_iverson_bracket"/>
@@ -10309,55 +10279,43 @@
         <w:pStyle w:val="Bibliography"/>
       </w:pPr>
       <w:r>
-        <w:t xml:space="preserve">Wikipedia contributors. 2026c.</w:t>
-      </w:r>
-      <w:r>
-        <w:t xml:space="preserve"> </w:t>
-      </w:r>
-      <w:r>
-        <w:rPr>
-          <w:i/>
-          <w:iCs/>
-        </w:rPr>
-        <w:t xml:space="preserve">Iverson Bracket —</w:t>
-      </w:r>
-      <w:r>
-        <w:rPr>
-          <w:i/>
-          <w:iCs/>
-        </w:rPr>
-        <w:t xml:space="preserve"> </w:t>
-      </w:r>
-      <w:r>
-        <w:rPr>
-          <w:i/>
-          <w:iCs/>
-        </w:rPr>
+        <w:t xml:space="preserve">[3]</w:t>
+      </w:r>
+      <w:r>
+        <w:t xml:space="preserve"> </w:t>
+      </w:r>
+      <w:r>
+        <w:t xml:space="preserve">	</w:t>
+      </w:r>
+      <w:r>
+        <w:t xml:space="preserve">Wikipedia contributors,</w:t>
+      </w:r>
+      <w:r>
+        <w:t xml:space="preserve"> </w:t>
+      </w:r>
+      <w:r>
+        <w:t xml:space="preserve">“Iverson bracket —</w:t>
+      </w:r>
+      <w:r>
+        <w:t xml:space="preserve"> </w:t>
+      </w:r>
+      <w:r>
         <w:t xml:space="preserve">Wikipedia</w:t>
       </w:r>
       <w:r>
-        <w:rPr>
-          <w:i/>
-          <w:iCs/>
-        </w:rPr>
         <w:t xml:space="preserve">,</w:t>
       </w:r>
       <w:r>
-        <w:rPr>
-          <w:i/>
-          <w:iCs/>
-        </w:rPr>
-        <w:t xml:space="preserve"> </w:t>
-      </w:r>
-      <w:r>
-        <w:rPr>
-          <w:i/>
-          <w:iCs/>
-        </w:rPr>
-        <w:t xml:space="preserve">the Free Encyclopedia</w:t>
-      </w:r>
-      <w:r>
-        <w:t xml:space="preserve">.</w:t>
+        <w:t xml:space="preserve"> </w:t>
+      </w:r>
+      <w:r>
+        <w:t xml:space="preserve">the free encyclopedia.”</w:t>
+      </w:r>
+      <w:r>
+        <w:t xml:space="preserve"> </w:t>
+      </w:r>
+      <w:r>
+        <w:t xml:space="preserve">2026. Available:</w:t>
       </w:r>
       <w:r>
         <w:t xml:space="preserve"> </w:t>
@@ -10370,9 +10328,6 @@
           <w:t xml:space="preserve">https://en.wikipedia.org/wiki/Iverson_bracket</w:t>
         </w:r>
       </w:hyperlink>
-      <w:r>
-        <w:t xml:space="preserve">.</w:t>
-      </w:r>
     </w:p>
     <w:bookmarkEnd w:id="57"/>
     <w:bookmarkStart w:id="59" w:name="ref-wikipedia_kronecker_delta"/>
@@ -10381,55 +10336,43 @@
         <w:pStyle w:val="Bibliography"/>
       </w:pPr>
       <w:r>
-        <w:t xml:space="preserve">Wikipedia contributors. 2026d.</w:t>
-      </w:r>
-      <w:r>
-        <w:t xml:space="preserve"> </w:t>
-      </w:r>
-      <w:r>
-        <w:rPr>
-          <w:i/>
-          <w:iCs/>
-        </w:rPr>
-        <w:t xml:space="preserve">Kronecker Delta —</w:t>
-      </w:r>
-      <w:r>
-        <w:rPr>
-          <w:i/>
-          <w:iCs/>
-        </w:rPr>
-        <w:t xml:space="preserve"> </w:t>
-      </w:r>
-      <w:r>
-        <w:rPr>
-          <w:i/>
-          <w:iCs/>
-        </w:rPr>
+        <w:t xml:space="preserve">[4]</w:t>
+      </w:r>
+      <w:r>
+        <w:t xml:space="preserve"> </w:t>
+      </w:r>
+      <w:r>
+        <w:t xml:space="preserve">	</w:t>
+      </w:r>
+      <w:r>
+        <w:t xml:space="preserve">Wikipedia contributors,</w:t>
+      </w:r>
+      <w:r>
+        <w:t xml:space="preserve"> </w:t>
+      </w:r>
+      <w:r>
+        <w:t xml:space="preserve">“Kronecker delta —</w:t>
+      </w:r>
+      <w:r>
+        <w:t xml:space="preserve"> </w:t>
+      </w:r>
+      <w:r>
         <w:t xml:space="preserve">Wikipedia</w:t>
       </w:r>
       <w:r>
-        <w:rPr>
-          <w:i/>
-          <w:iCs/>
-        </w:rPr>
         <w:t xml:space="preserve">,</w:t>
       </w:r>
       <w:r>
-        <w:rPr>
-          <w:i/>
-          <w:iCs/>
-        </w:rPr>
-        <w:t xml:space="preserve"> </w:t>
-      </w:r>
-      <w:r>
-        <w:rPr>
-          <w:i/>
-          <w:iCs/>
-        </w:rPr>
-        <w:t xml:space="preserve">the Free Encyclopedia</w:t>
-      </w:r>
-      <w:r>
-        <w:t xml:space="preserve">.</w:t>
+        <w:t xml:space="preserve"> </w:t>
+      </w:r>
+      <w:r>
+        <w:t xml:space="preserve">the free encyclopedia.”</w:t>
+      </w:r>
+      <w:r>
+        <w:t xml:space="preserve"> </w:t>
+      </w:r>
+      <w:r>
+        <w:t xml:space="preserve">2026. Available:</w:t>
       </w:r>
       <w:r>
         <w:t xml:space="preserve"> </w:t>
@@ -10442,66 +10385,51 @@
           <w:t xml:space="preserve">https://en.wikipedia.org/wiki/Kronecker_delta</w:t>
         </w:r>
       </w:hyperlink>
-      <w:r>
-        <w:t xml:space="preserve">.</w:t>
-      </w:r>
     </w:p>
     <w:bookmarkEnd w:id="59"/>
-    <w:bookmarkStart w:id="61" w:name="ref-wikipedia_support_measure_theory"/>
+    <w:bookmarkStart w:id="61" w:name="ref-wikipedia_idempotence"/>
     <w:p>
       <w:pPr>
         <w:pStyle w:val="Bibliography"/>
       </w:pPr>
       <w:r>
-        <w:t xml:space="preserve">Wikipedia contributors. 2026e.</w:t>
-      </w:r>
-      <w:r>
-        <w:t xml:space="preserve"> </w:t>
-      </w:r>
-      <w:r>
-        <w:rPr>
-          <w:i/>
-          <w:iCs/>
-        </w:rPr>
-        <w:t xml:space="preserve">Support (Measure Theory) —</w:t>
-      </w:r>
-      <w:r>
-        <w:rPr>
-          <w:i/>
-          <w:iCs/>
-        </w:rPr>
-        <w:t xml:space="preserve"> </w:t>
-      </w:r>
-      <w:r>
-        <w:rPr>
-          <w:i/>
-          <w:iCs/>
-        </w:rPr>
+        <w:t xml:space="preserve">[5]</w:t>
+      </w:r>
+      <w:r>
+        <w:t xml:space="preserve"> </w:t>
+      </w:r>
+      <w:r>
+        <w:t xml:space="preserve">	</w:t>
+      </w:r>
+      <w:r>
+        <w:t xml:space="preserve">Wikipedia contributors,</w:t>
+      </w:r>
+      <w:r>
+        <w:t xml:space="preserve"> </w:t>
+      </w:r>
+      <w:r>
+        <w:t xml:space="preserve">“Idempotence —</w:t>
+      </w:r>
+      <w:r>
+        <w:t xml:space="preserve"> </w:t>
+      </w:r>
+      <w:r>
         <w:t xml:space="preserve">Wikipedia</w:t>
       </w:r>
       <w:r>
-        <w:rPr>
-          <w:i/>
-          <w:iCs/>
-        </w:rPr>
         <w:t xml:space="preserve">,</w:t>
       </w:r>
       <w:r>
-        <w:rPr>
-          <w:i/>
-          <w:iCs/>
-        </w:rPr>
-        <w:t xml:space="preserve"> </w:t>
-      </w:r>
-      <w:r>
-        <w:rPr>
-          <w:i/>
-          <w:iCs/>
-        </w:rPr>
-        <w:t xml:space="preserve">the Free Encyclopedia</w:t>
-      </w:r>
-      <w:r>
-        <w:t xml:space="preserve">.</w:t>
+        <w:t xml:space="preserve"> </w:t>
+      </w:r>
+      <w:r>
+        <w:t xml:space="preserve">the free encyclopedia.”</w:t>
+      </w:r>
+      <w:r>
+        <w:t xml:space="preserve"> </w:t>
+      </w:r>
+      <w:r>
+        <w:t xml:space="preserve">2026. Available:</w:t>
       </w:r>
       <w:r>
         <w:t xml:space="preserve"> </w:t>
@@ -10511,12 +10439,9 @@
           <w:rPr>
             <w:rStyle w:val="Hyperlink"/>
           </w:rPr>
-          <w:t xml:space="preserve">https://en.wikipedia.org/wiki/Support_(measure_theory)</w:t>
+          <w:t xml:space="preserve">https://en.wikipedia.org/wiki/Idempotence</w:t>
         </w:r>
       </w:hyperlink>
-      <w:r>
-        <w:t xml:space="preserve">.</w:t>
-      </w:r>
     </w:p>
     <w:bookmarkEnd w:id="61"/>
     <w:bookmarkEnd w:id="62"/>

--- a/indicator-functions.docx
+++ b/indicator-functions.docx
@@ -15,10 +15,10 @@
         <w:pStyle w:val="Date"/>
       </w:pPr>
       <w:r>
-        <w:t xml:space="preserve">Last modified: 2026-10-18 11:27:44 (PDT)</w:t>
+        <w:t xml:space="preserve">Last modified: 2026-10-18 13:21:32 (PDT)</w:t>
       </w:r>
     </w:p>
-    <w:bookmarkStart w:id="51" w:name="sec-indicator-functions"/>
+    <w:bookmarkStart w:id="62" w:name="sec-indicator-functions"/>
     <w:p>
       <w:pPr>
         <w:pStyle w:val="Heading2"/>
@@ -8101,7 +8101,7 @@
       </w:r>
     </w:p>
     <w:bookmarkEnd w:id="38"/>
-    <w:bookmarkStart w:id="50" w:name="key-algebraic-properties"/>
+    <w:bookmarkStart w:id="61" w:name="key-algebraic-properties"/>
     <w:p>
       <w:pPr>
         <w:pStyle w:val="Heading3"/>
@@ -10062,106 +10062,10 @@
         <w:t xml:space="preserve">regression models for binary outcomes.</w:t>
       </w:r>
     </w:p>
-    <w:bookmarkEnd w:id="50"/>
-    <w:bookmarkEnd w:id="51"/>
-    <w:bookmarkStart w:id="63" w:name="further-reading"/>
+    <w:bookmarkStart w:id="60" w:name="refs"/>
+    <w:bookmarkStart w:id="51" w:name="ref-wikipedia_indicator_function"/>
     <w:p>
       <w:pPr>
-        <w:pStyle w:val="Heading2"/>
-      </w:pPr>
-      <w:r>
-        <w:t xml:space="preserve">Further reading</w:t>
-      </w:r>
-    </w:p>
-    <w:p>
-      <w:pPr>
-        <w:numPr>
-          <w:ilvl w:val="0"/>
-          <w:numId w:val="1014"/>
-        </w:numPr>
-      </w:pPr>
-      <w:r>
-        <w:t xml:space="preserve">Wikipedia contributors [1]</w:t>
-      </w:r>
-      <w:r>
-        <w:t xml:space="preserve"> </w:t>
-      </w:r>
-      <w:r>
-        <w:t xml:space="preserve">— indicator functions and their uses</w:t>
-      </w:r>
-    </w:p>
-    <w:p>
-      <w:pPr>
-        <w:numPr>
-          <w:ilvl w:val="0"/>
-          <w:numId w:val="1014"/>
-        </w:numPr>
-      </w:pPr>
-      <w:r>
-        <w:t xml:space="preserve">Wikipedia contributors [3]</w:t>
-      </w:r>
-      <w:r>
-        <w:t xml:space="preserve"> </w:t>
-      </w:r>
-      <w:r>
-        <w:t xml:space="preserve">— the Iverson bracket</w:t>
-      </w:r>
-    </w:p>
-    <w:p>
-      <w:pPr>
-        <w:numPr>
-          <w:ilvl w:val="0"/>
-          <w:numId w:val="1014"/>
-        </w:numPr>
-      </w:pPr>
-      <w:r>
-        <w:t xml:space="preserve">Wikipedia contributors [4]</w:t>
-      </w:r>
-      <w:r>
-        <w:t xml:space="preserve"> </w:t>
-      </w:r>
-      <w:r>
-        <w:t xml:space="preserve">— the Kronecker delta</w:t>
-      </w:r>
-    </w:p>
-    <w:p>
-      <w:pPr>
-        <w:numPr>
-          <w:ilvl w:val="0"/>
-          <w:numId w:val="1014"/>
-        </w:numPr>
-      </w:pPr>
-      <w:r>
-        <w:t xml:space="preserve">Wikipedia contributors [2]</w:t>
-      </w:r>
-      <w:r>
-        <w:t xml:space="preserve"> </w:t>
-      </w:r>
-      <w:r>
-        <w:t xml:space="preserve">— the support of a function or measure</w:t>
-      </w:r>
-    </w:p>
-    <w:p>
-      <w:pPr>
-        <w:numPr>
-          <w:ilvl w:val="0"/>
-          <w:numId w:val="1014"/>
-        </w:numPr>
-      </w:pPr>
-      <w:r>
-        <w:t xml:space="preserve">Wikipedia contributors [5]</w:t>
-      </w:r>
-      <w:r>
-        <w:t xml:space="preserve"> </w:t>
-      </w:r>
-      <w:r>
-        <w:t xml:space="preserve">— idempotent operations and functions</w:t>
-      </w:r>
-    </w:p>
-    <w:bookmarkStart w:id="62" w:name="refs"/>
-    <w:bookmarkStart w:id="53" w:name="ref-wikipedia_indicator_function"/>
-    <w:p>
-      <w:pPr>
         <w:pStyle w:val="Bibliography"/>
       </w:pPr>
       <w:r>
@@ -10206,7 +10110,7 @@
       <w:r>
         <w:t xml:space="preserve"> </w:t>
       </w:r>
-      <w:hyperlink r:id="rId52">
+      <w:hyperlink r:id="rId50">
         <w:r>
           <w:rPr>
             <w:rStyle w:val="Hyperlink"/>
@@ -10215,8 +10119,8 @@
         </w:r>
       </w:hyperlink>
     </w:p>
-    <w:bookmarkEnd w:id="53"/>
-    <w:bookmarkStart w:id="55" w:name="ref-wikipedia_support_measure_theory"/>
+    <w:bookmarkEnd w:id="51"/>
+    <w:bookmarkStart w:id="53" w:name="ref-wikipedia_support_measure_theory"/>
     <w:p>
       <w:pPr>
         <w:pStyle w:val="Bibliography"/>
@@ -10263,7 +10167,7 @@
       <w:r>
         <w:t xml:space="preserve"> </w:t>
       </w:r>
-      <w:hyperlink r:id="rId54">
+      <w:hyperlink r:id="rId52">
         <w:r>
           <w:rPr>
             <w:rStyle w:val="Hyperlink"/>
@@ -10272,8 +10176,8 @@
         </w:r>
       </w:hyperlink>
     </w:p>
-    <w:bookmarkEnd w:id="55"/>
-    <w:bookmarkStart w:id="57" w:name="ref-wikipedia_iverson_bracket"/>
+    <w:bookmarkEnd w:id="53"/>
+    <w:bookmarkStart w:id="55" w:name="ref-wikipedia_iverson_bracket"/>
     <w:p>
       <w:pPr>
         <w:pStyle w:val="Bibliography"/>
@@ -10320,7 +10224,7 @@
       <w:r>
         <w:t xml:space="preserve"> </w:t>
       </w:r>
-      <w:hyperlink r:id="rId56">
+      <w:hyperlink r:id="rId54">
         <w:r>
           <w:rPr>
             <w:rStyle w:val="Hyperlink"/>
@@ -10329,8 +10233,8 @@
         </w:r>
       </w:hyperlink>
     </w:p>
-    <w:bookmarkEnd w:id="57"/>
-    <w:bookmarkStart w:id="59" w:name="ref-wikipedia_kronecker_delta"/>
+    <w:bookmarkEnd w:id="55"/>
+    <w:bookmarkStart w:id="57" w:name="ref-wikipedia_kronecker_delta"/>
     <w:p>
       <w:pPr>
         <w:pStyle w:val="Bibliography"/>
@@ -10377,7 +10281,7 @@
       <w:r>
         <w:t xml:space="preserve"> </w:t>
       </w:r>
-      <w:hyperlink r:id="rId58">
+      <w:hyperlink r:id="rId56">
         <w:r>
           <w:rPr>
             <w:rStyle w:val="Hyperlink"/>
@@ -10386,8 +10290,8 @@
         </w:r>
       </w:hyperlink>
     </w:p>
-    <w:bookmarkEnd w:id="59"/>
-    <w:bookmarkStart w:id="61" w:name="ref-wikipedia_idempotence"/>
+    <w:bookmarkEnd w:id="57"/>
+    <w:bookmarkStart w:id="59" w:name="ref-wikipedia_idempotence"/>
     <w:p>
       <w:pPr>
         <w:pStyle w:val="Bibliography"/>
@@ -10434,7 +10338,7 @@
       <w:r>
         <w:t xml:space="preserve"> </w:t>
       </w:r>
-      <w:hyperlink r:id="rId60">
+      <w:hyperlink r:id="rId58">
         <w:r>
           <w:rPr>
             <w:rStyle w:val="Hyperlink"/>
@@ -10443,9 +10347,10 @@
         </w:r>
       </w:hyperlink>
     </w:p>
+    <w:bookmarkEnd w:id="59"/>
+    <w:bookmarkEnd w:id="60"/>
     <w:bookmarkEnd w:id="61"/>
     <w:bookmarkEnd w:id="62"/>
-    <w:bookmarkEnd w:id="63"/>
     <w:sectPr>
       <w:footnotePr>
         <w:numRestart w:val="eachSect"/>
@@ -10811,9 +10716,6 @@
     <w:abstractNumId w:val="991"/>
   </w:num>
   <w:num w:numId="1013">
-    <w:abstractNumId w:val="991"/>
-  </w:num>
-  <w:num w:numId="1014">
     <w:abstractNumId w:val="991"/>
   </w:num>
 </w:numbering>

--- a/indicator-functions.docx
+++ b/indicator-functions.docx
@@ -15,7 +15,7 @@
         <w:pStyle w:val="Date"/>
       </w:pPr>
       <w:r>
-        <w:t xml:space="preserve">Last modified: 2026-10-18 13:21:32 (PDT)</w:t>
+        <w:t xml:space="preserve">Last modified: 2026-10-18 16:43:42 (PDT)</w:t>
       </w:r>
     </w:p>
     <w:bookmarkStart w:id="62" w:name="sec-indicator-functions"/>

--- a/indicator-functions.docx
+++ b/indicator-functions.docx
@@ -15,7 +15,7 @@
         <w:pStyle w:val="Date"/>
       </w:pPr>
       <w:r>
-        <w:t xml:space="preserve">Last modified: 2026-10-18 16:43:42 (PDT)</w:t>
+        <w:t xml:space="preserve">Last modified: 2026-10-19 00:47:50 (PDT)</w:t>
       </w:r>
     </w:p>
     <w:bookmarkStart w:id="62" w:name="sec-indicator-functions"/>

--- a/indicator-functions.docx
+++ b/indicator-functions.docx
@@ -15,7 +15,7 @@
         <w:pStyle w:val="Date"/>
       </w:pPr>
       <w:r>
-        <w:t xml:space="preserve">Last modified: 2026-10-19 00:47:50 (PDT)</w:t>
+        <w:t xml:space="preserve">Last modified: 2026-10-19 02:15:55 (PDT)</w:t>
       </w:r>
     </w:p>
     <w:bookmarkStart w:id="62" w:name="sec-indicator-functions"/>

--- a/indicator-functions.docx
+++ b/indicator-functions.docx
@@ -15,7 +15,7 @@
         <w:pStyle w:val="Date"/>
       </w:pPr>
       <w:r>
-        <w:t xml:space="preserve">Last modified: 2026-10-19 02:15:55 (PDT)</w:t>
+        <w:t xml:space="preserve">Last modified: 2026-10-19 03:23:43 (PDT)</w:t>
       </w:r>
     </w:p>
     <w:bookmarkStart w:id="62" w:name="sec-indicator-functions"/>

--- a/indicator-functions.docx
+++ b/indicator-functions.docx
@@ -15,7 +15,7 @@
         <w:pStyle w:val="Date"/>
       </w:pPr>
       <w:r>
-        <w:t xml:space="preserve">Last modified: 2026-10-19 03:23:43 (PDT)</w:t>
+        <w:t xml:space="preserve">Last modified: 2026-10-19 04:41:29 (PDT)</w:t>
       </w:r>
     </w:p>
     <w:bookmarkStart w:id="62" w:name="sec-indicator-functions"/>

--- a/indicator-functions.docx
+++ b/indicator-functions.docx
@@ -15,7 +15,7 @@
         <w:pStyle w:val="Date"/>
       </w:pPr>
       <w:r>
-        <w:t xml:space="preserve">Last modified: 2026-10-19 04:41:29 (PDT)</w:t>
+        <w:t xml:space="preserve">Last modified: 2026-10-19 05:58:02 (PDT)</w:t>
       </w:r>
     </w:p>
     <w:bookmarkStart w:id="62" w:name="sec-indicator-functions"/>

--- a/indicator-functions.docx
+++ b/indicator-functions.docx
@@ -15,7 +15,7 @@
         <w:pStyle w:val="Date"/>
       </w:pPr>
       <w:r>
-        <w:t xml:space="preserve">Last modified: 2026-10-19 05:58:02 (PDT)</w:t>
+        <w:t xml:space="preserve">Last modified: 2026-10-19 09:38:56 (PDT)</w:t>
       </w:r>
     </w:p>
     <w:bookmarkStart w:id="62" w:name="sec-indicator-functions"/>

--- a/indicator-functions.docx
+++ b/indicator-functions.docx
@@ -15,7 +15,7 @@
         <w:pStyle w:val="Date"/>
       </w:pPr>
       <w:r>
-        <w:t xml:space="preserve">Last modified: 2026-10-19 09:38:56 (PDT)</w:t>
+        <w:t xml:space="preserve">Last modified: 2026-10-19 11:02:25 (PDT)</w:t>
       </w:r>
     </w:p>
     <w:bookmarkStart w:id="62" w:name="sec-indicator-functions"/>

--- a/indicator-functions.docx
+++ b/indicator-functions.docx
@@ -15,7 +15,7 @@
         <w:pStyle w:val="Date"/>
       </w:pPr>
       <w:r>
-        <w:t xml:space="preserve">Last modified: 2026-10-19 11:02:25 (PDT)</w:t>
+        <w:t xml:space="preserve">Last modified: 2026-10-19 12:33:15 (PDT)</w:t>
       </w:r>
     </w:p>
     <w:bookmarkStart w:id="62" w:name="sec-indicator-functions"/>

--- a/indicator-functions.docx
+++ b/indicator-functions.docx
@@ -15,7 +15,7 @@
         <w:pStyle w:val="Date"/>
       </w:pPr>
       <w:r>
-        <w:t xml:space="preserve">Last modified: 2026-10-19 12:33:15 (PDT)</w:t>
+        <w:t xml:space="preserve">Last modified: 2026-10-19 23:31:34 (PDT)</w:t>
       </w:r>
     </w:p>
     <w:bookmarkStart w:id="62" w:name="sec-indicator-functions"/>

--- a/indicator-functions.docx
+++ b/indicator-functions.docx
@@ -15,7 +15,7 @@
         <w:pStyle w:val="Date"/>
       </w:pPr>
       <w:r>
-        <w:t xml:space="preserve">Last modified: 2026-10-19 23:31:34 (PDT)</w:t>
+        <w:t xml:space="preserve">Last modified: 2026-10-20 00:42:48 (PDT)</w:t>
       </w:r>
     </w:p>
     <w:bookmarkStart w:id="62" w:name="sec-indicator-functions"/>

--- a/indicator-functions.docx
+++ b/indicator-functions.docx
@@ -15,7 +15,7 @@
         <w:pStyle w:val="Date"/>
       </w:pPr>
       <w:r>
-        <w:t xml:space="preserve">Last modified: 2026-10-20 00:42:48 (PDT)</w:t>
+        <w:t xml:space="preserve">Last modified: 2026-10-21 13:11:08 (PDT)</w:t>
       </w:r>
     </w:p>
     <w:bookmarkStart w:id="62" w:name="sec-indicator-functions"/>

--- a/indicator-functions.docx
+++ b/indicator-functions.docx
@@ -15,7 +15,7 @@
         <w:pStyle w:val="Date"/>
       </w:pPr>
       <w:r>
-        <w:t xml:space="preserve">Last modified: 2026-10-21 13:11:08 (PDT)</w:t>
+        <w:t xml:space="preserve">Last modified: 2026-10-21 14:24:09 (PDT)</w:t>
       </w:r>
     </w:p>
     <w:bookmarkStart w:id="62" w:name="sec-indicator-functions"/>

--- a/indicator-functions.docx
+++ b/indicator-functions.docx
@@ -15,7 +15,7 @@
         <w:pStyle w:val="Date"/>
       </w:pPr>
       <w:r>
-        <w:t xml:space="preserve">Last modified: 2026-10-21 14:24:09 (PDT)</w:t>
+        <w:t xml:space="preserve">Last modified: 2026-10-22 00:50:13 (PDT)</w:t>
       </w:r>
     </w:p>
     <w:bookmarkStart w:id="62" w:name="sec-indicator-functions"/>

--- a/indicator-functions.docx
+++ b/indicator-functions.docx
@@ -15,7 +15,7 @@
         <w:pStyle w:val="Date"/>
       </w:pPr>
       <w:r>
-        <w:t xml:space="preserve">Last modified: 2026-10-22 00:50:13 (PDT)</w:t>
+        <w:t xml:space="preserve">Last modified: 2026-10-22 08:26:35 (PDT)</w:t>
       </w:r>
     </w:p>
     <w:bookmarkStart w:id="62" w:name="sec-indicator-functions"/>

--- a/indicator-functions.docx
+++ b/indicator-functions.docx
@@ -15,7 +15,7 @@
         <w:pStyle w:val="Date"/>
       </w:pPr>
       <w:r>
-        <w:t xml:space="preserve">Last modified: 2026-10-22 08:26:35 (PDT)</w:t>
+        <w:t xml:space="preserve">Last modified: 2026-10-22 09:50:17 (PDT)</w:t>
       </w:r>
     </w:p>
     <w:bookmarkStart w:id="62" w:name="sec-indicator-functions"/>

--- a/indicator-functions.docx
+++ b/indicator-functions.docx
@@ -15,7 +15,7 @@
         <w:pStyle w:val="Date"/>
       </w:pPr>
       <w:r>
-        <w:t xml:space="preserve">Last modified: 2026-10-22 09:50:17 (PDT)</w:t>
+        <w:t xml:space="preserve">Last modified: 2026-10-22 11:05:55 (PDT)</w:t>
       </w:r>
     </w:p>
     <w:bookmarkStart w:id="62" w:name="sec-indicator-functions"/>

--- a/indicator-functions.docx
+++ b/indicator-functions.docx
@@ -15,7 +15,7 @@
         <w:pStyle w:val="Date"/>
       </w:pPr>
       <w:r>
-        <w:t xml:space="preserve">Last modified: 2026-10-24 15:35:26 (PDT)</w:t>
+        <w:t xml:space="preserve">Last modified: 2026-10-24 20:19:00 (PDT)</w:t>
       </w:r>
     </w:p>
     <w:bookmarkStart w:id="62" w:name="sec-indicator-functions"/>

--- a/indicator-functions.docx
+++ b/indicator-functions.docx
@@ -15,7 +15,7 @@
         <w:pStyle w:val="Date"/>
       </w:pPr>
       <w:r>
-        <w:t xml:space="preserve">Last modified: 2026-10-24 20:19:00 (PDT)</w:t>
+        <w:t xml:space="preserve">Last modified: 2026-10-25 16:46:34 (PDT)</w:t>
       </w:r>
     </w:p>
     <w:bookmarkStart w:id="62" w:name="sec-indicator-functions"/>

--- a/indicator-functions.docx
+++ b/indicator-functions.docx
@@ -15,7 +15,7 @@
         <w:pStyle w:val="Date"/>
       </w:pPr>
       <w:r>
-        <w:t xml:space="preserve">Last modified: 2026-10-25 16:46:34 (PDT)</w:t>
+        <w:t xml:space="preserve">Last modified: 2026-10-25 18:01:14 (PDT)</w:t>
       </w:r>
     </w:p>
     <w:bookmarkStart w:id="62" w:name="sec-indicator-functions"/>

--- a/indicator-functions.docx
+++ b/indicator-functions.docx
@@ -15,7 +15,7 @@
         <w:pStyle w:val="Date"/>
       </w:pPr>
       <w:r>
-        <w:t xml:space="preserve">Last modified: 2026-10-25 18:01:14 (PDT)</w:t>
+        <w:t xml:space="preserve">Last modified: 2026-10-26 02:21:32 (PDT)</w:t>
       </w:r>
     </w:p>
     <w:bookmarkStart w:id="62" w:name="sec-indicator-functions"/>

--- a/indicator-functions.docx
+++ b/indicator-functions.docx
@@ -15,7 +15,7 @@
         <w:pStyle w:val="Date"/>
       </w:pPr>
       <w:r>
-        <w:t xml:space="preserve">Last modified: 2026-10-26 02:21:32 (PDT)</w:t>
+        <w:t xml:space="preserve">Last modified: 2026-10-26 03:33:07 (PDT)</w:t>
       </w:r>
     </w:p>
     <w:bookmarkStart w:id="62" w:name="sec-indicator-functions"/>

--- a/indicator-functions.docx
+++ b/indicator-functions.docx
@@ -15,7 +15,7 @@
         <w:pStyle w:val="Date"/>
       </w:pPr>
       <w:r>
-        <w:t xml:space="preserve">Last modified: 2026-10-26 03:33:07 (PDT)</w:t>
+        <w:t xml:space="preserve">Last modified: 2026-10-26 10:13:13 (PDT)</w:t>
       </w:r>
     </w:p>
     <w:bookmarkStart w:id="62" w:name="sec-indicator-functions"/>

--- a/indicator-functions.docx
+++ b/indicator-functions.docx
@@ -15,7 +15,7 @@
         <w:pStyle w:val="Date"/>
       </w:pPr>
       <w:r>
-        <w:t xml:space="preserve">Last modified: 2026-10-26 10:13:13 (PDT)</w:t>
+        <w:t xml:space="preserve">Last modified: 2026-10-26 12:55:55 (PDT)</w:t>
       </w:r>
     </w:p>
     <w:bookmarkStart w:id="62" w:name="sec-indicator-functions"/>

--- a/indicator-functions.docx
+++ b/indicator-functions.docx
@@ -15,7 +15,7 @@
         <w:pStyle w:val="Date"/>
       </w:pPr>
       <w:r>
-        <w:t xml:space="preserve">Last modified: 2026-10-26 12:55:55 (PDT)</w:t>
+        <w:t xml:space="preserve">Last modified: 2026-10-26 14:36:46 (PDT)</w:t>
       </w:r>
     </w:p>
     <w:bookmarkStart w:id="62" w:name="sec-indicator-functions"/>

--- a/indicator-functions.docx
+++ b/indicator-functions.docx
@@ -15,7 +15,7 @@
         <w:pStyle w:val="Date"/>
       </w:pPr>
       <w:r>
-        <w:t xml:space="preserve">Last modified: 2026-10-26 14:36:46 (PDT)</w:t>
+        <w:t xml:space="preserve">Last modified: 2026-10-26 20:57:05 (PDT)</w:t>
       </w:r>
     </w:p>
     <w:bookmarkStart w:id="62" w:name="sec-indicator-functions"/>

--- a/indicator-functions.docx
+++ b/indicator-functions.docx
@@ -15,7 +15,7 @@
         <w:pStyle w:val="Date"/>
       </w:pPr>
       <w:r>
-        <w:t xml:space="preserve">Last modified: 2026-10-26 20:57:05 (PDT)</w:t>
+        <w:t xml:space="preserve">Last modified: 2026-10-26 23:10:47 (PDT)</w:t>
       </w:r>
     </w:p>
     <w:bookmarkStart w:id="62" w:name="sec-indicator-functions"/>

--- a/indicator-functions.docx
+++ b/indicator-functions.docx
@@ -15,7 +15,7 @@
         <w:pStyle w:val="Date"/>
       </w:pPr>
       <w:r>
-        <w:t xml:space="preserve">Last modified: 2026-10-26 23:10:47 (PDT)</w:t>
+        <w:t xml:space="preserve">Last modified: 2026-10-27 00:23:12 (PDT)</w:t>
       </w:r>
     </w:p>
     <w:bookmarkStart w:id="62" w:name="sec-indicator-functions"/>

--- a/indicator-functions.docx
+++ b/indicator-functions.docx
@@ -15,7 +15,7 @@
         <w:pStyle w:val="Date"/>
       </w:pPr>
       <w:r>
-        <w:t xml:space="preserve">Last modified: 2026-10-27 00:23:12 (PDT)</w:t>
+        <w:t xml:space="preserve">Last modified: 2026-10-27 01:34:30 (PDT)</w:t>
       </w:r>
     </w:p>
     <w:bookmarkStart w:id="62" w:name="sec-indicator-functions"/>

--- a/indicator-functions.docx
+++ b/indicator-functions.docx
@@ -15,7 +15,7 @@
         <w:pStyle w:val="Date"/>
       </w:pPr>
       <w:r>
-        <w:t xml:space="preserve">Last modified: 2026-10-27 01:34:30 (PDT)</w:t>
+        <w:t xml:space="preserve">Last modified: 2026-10-27 09:35:20 (PDT)</w:t>
       </w:r>
     </w:p>
     <w:bookmarkStart w:id="62" w:name="sec-indicator-functions"/>

--- a/indicator-functions.docx
+++ b/indicator-functions.docx
@@ -15,7 +15,7 @@
         <w:pStyle w:val="Date"/>
       </w:pPr>
       <w:r>
-        <w:t xml:space="preserve">Last modified: 2026-10-27 09:35:20 (PDT)</w:t>
+        <w:t xml:space="preserve">Last modified: 2026-10-27 11:01:31 (PDT)</w:t>
       </w:r>
     </w:p>
     <w:bookmarkStart w:id="62" w:name="sec-indicator-functions"/>

--- a/indicator-functions.docx
+++ b/indicator-functions.docx
@@ -15,7 +15,7 @@
         <w:pStyle w:val="Date"/>
       </w:pPr>
       <w:r>
-        <w:t xml:space="preserve">Last modified: 2026-10-27 11:01:31 (PDT)</w:t>
+        <w:t xml:space="preserve">Last modified: 2026-10-27 17:38:18 (PDT)</w:t>
       </w:r>
     </w:p>
     <w:bookmarkStart w:id="62" w:name="sec-indicator-functions"/>

--- a/indicator-functions.docx
+++ b/indicator-functions.docx
@@ -15,7 +15,7 @@
         <w:pStyle w:val="Date"/>
       </w:pPr>
       <w:r>
-        <w:t xml:space="preserve">Last modified: 2026-10-27 17:38:18 (PDT)</w:t>
+        <w:t xml:space="preserve">Last modified: 2026-10-27 20:53:54 (PDT)</w:t>
       </w:r>
     </w:p>
     <w:bookmarkStart w:id="62" w:name="sec-indicator-functions"/>

--- a/indicator-functions.docx
+++ b/indicator-functions.docx
@@ -15,7 +15,7 @@
         <w:pStyle w:val="Date"/>
       </w:pPr>
       <w:r>
-        <w:t xml:space="preserve">Last modified: 2026-10-27 20:53:54 (PDT)</w:t>
+        <w:t xml:space="preserve">Last modified: 2026-10-28 13:13:09 (PDT)</w:t>
       </w:r>
     </w:p>
     <w:bookmarkStart w:id="62" w:name="sec-indicator-functions"/>

--- a/indicator-functions.docx
+++ b/indicator-functions.docx
@@ -15,7 +15,7 @@
         <w:pStyle w:val="Date"/>
       </w:pPr>
       <w:r>
-        <w:t xml:space="preserve">Last modified: 2026-10-28 13:13:09 (PDT)</w:t>
+        <w:t xml:space="preserve">Last modified: 2026-10-28 16:00:43 (PDT)</w:t>
       </w:r>
     </w:p>
     <w:bookmarkStart w:id="62" w:name="sec-indicator-functions"/>

--- a/indicator-functions.docx
+++ b/indicator-functions.docx
@@ -15,7 +15,7 @@
         <w:pStyle w:val="Date"/>
       </w:pPr>
       <w:r>
-        <w:t xml:space="preserve">Last modified: 2026-10-28 16:00:43 (PDT)</w:t>
+        <w:t xml:space="preserve">Last modified: 2026-10-28 17:04:35 (PDT)</w:t>
       </w:r>
     </w:p>
     <w:bookmarkStart w:id="62" w:name="sec-indicator-functions"/>

--- a/indicator-functions.docx
+++ b/indicator-functions.docx
@@ -15,7 +15,7 @@
         <w:pStyle w:val="Date"/>
       </w:pPr>
       <w:r>
-        <w:t xml:space="preserve">Last modified: 2026-10-28 17:04:35 (PDT)</w:t>
+        <w:t xml:space="preserve">Last modified: 2026-10-28 18:32:18 (PDT)</w:t>
       </w:r>
     </w:p>
     <w:bookmarkStart w:id="62" w:name="sec-indicator-functions"/>

--- a/indicator-functions.docx
+++ b/indicator-functions.docx
@@ -15,7 +15,7 @@
         <w:pStyle w:val="Date"/>
       </w:pPr>
       <w:r>
-        <w:t xml:space="preserve">Last modified: 2026-10-28 18:32:18 (PDT)</w:t>
+        <w:t xml:space="preserve">Last modified: 2026-10-28 20:07:26 (PDT)</w:t>
       </w:r>
     </w:p>
     <w:bookmarkStart w:id="62" w:name="sec-indicator-functions"/>

--- a/indicator-functions.docx
+++ b/indicator-functions.docx
@@ -15,7 +15,7 @@
         <w:pStyle w:val="Date"/>
       </w:pPr>
       <w:r>
-        <w:t xml:space="preserve">Last modified: 2026-10-28 20:07:26 (PDT)</w:t>
+        <w:t xml:space="preserve">Last modified: 2026-10-28 21:37:44 (PDT)</w:t>
       </w:r>
     </w:p>
     <w:bookmarkStart w:id="62" w:name="sec-indicator-functions"/>

--- a/indicator-functions.docx
+++ b/indicator-functions.docx
@@ -15,7 +15,7 @@
         <w:pStyle w:val="Date"/>
       </w:pPr>
       <w:r>
-        <w:t xml:space="preserve">Last modified: 2026-10-28 21:37:44 (PDT)</w:t>
+        <w:t xml:space="preserve">Last modified: 2026-10-28 23:05:07 (PDT)</w:t>
       </w:r>
     </w:p>
     <w:bookmarkStart w:id="62" w:name="sec-indicator-functions"/>

--- a/indicator-functions.docx
+++ b/indicator-functions.docx
@@ -15,7 +15,7 @@
         <w:pStyle w:val="Date"/>
       </w:pPr>
       <w:r>
-        <w:t xml:space="preserve">Last modified: 2026-10-28 23:05:07 (PDT)</w:t>
+        <w:t xml:space="preserve">Last modified: 2026-10-29 00:14:30 (PDT)</w:t>
       </w:r>
     </w:p>
     <w:bookmarkStart w:id="62" w:name="sec-indicator-functions"/>

--- a/indicator-functions.docx
+++ b/indicator-functions.docx
@@ -15,7 +15,7 @@
         <w:pStyle w:val="Date"/>
       </w:pPr>
       <w:r>
-        <w:t xml:space="preserve">Last modified: 2026-10-29 00:14:30 (PDT)</w:t>
+        <w:t xml:space="preserve">Last modified: 2026-10-29 01:38:31 (PDT)</w:t>
       </w:r>
     </w:p>
     <w:bookmarkStart w:id="62" w:name="sec-indicator-functions"/>

--- a/indicator-functions.docx
+++ b/indicator-functions.docx
@@ -15,7 +15,7 @@
         <w:pStyle w:val="Date"/>
       </w:pPr>
       <w:r>
-        <w:t xml:space="preserve">Last modified: 2026-10-29 01:38:31 (PDT)</w:t>
+        <w:t xml:space="preserve">Last modified: 2026-10-29 07:45:31 (PDT)</w:t>
       </w:r>
     </w:p>
     <w:bookmarkStart w:id="62" w:name="sec-indicator-functions"/>

--- a/indicator-functions.docx
+++ b/indicator-functions.docx
@@ -15,7 +15,7 @@
         <w:pStyle w:val="Date"/>
       </w:pPr>
       <w:r>
-        <w:t xml:space="preserve">Last modified: 2026-10-29 07:45:31 (PDT)</w:t>
+        <w:t xml:space="preserve">Last modified: 2026-10-29 09:12:46 (PDT)</w:t>
       </w:r>
     </w:p>
     <w:bookmarkStart w:id="62" w:name="sec-indicator-functions"/>

--- a/indicator-functions.docx
+++ b/indicator-functions.docx
@@ -15,7 +15,7 @@
         <w:pStyle w:val="Date"/>
       </w:pPr>
       <w:r>
-        <w:t xml:space="preserve">Last modified: 2026-10-29 09:12:46 (PDT)</w:t>
+        <w:t xml:space="preserve">Last modified: 2026-10-29 10:33:15 (PDT)</w:t>
       </w:r>
     </w:p>
     <w:bookmarkStart w:id="62" w:name="sec-indicator-functions"/>

--- a/indicator-functions.docx
+++ b/indicator-functions.docx
@@ -15,7 +15,7 @@
         <w:pStyle w:val="Date"/>
       </w:pPr>
       <w:r>
-        <w:t xml:space="preserve">Last modified: 2026-10-29 10:33:15 (PDT)</w:t>
+        <w:t xml:space="preserve">Last modified: 2026-10-29 11:51:41 (PDT)</w:t>
       </w:r>
     </w:p>
     <w:bookmarkStart w:id="62" w:name="sec-indicator-functions"/>

--- a/indicator-functions.docx
+++ b/indicator-functions.docx
@@ -15,7 +15,7 @@
         <w:pStyle w:val="Date"/>
       </w:pPr>
       <w:r>
-        <w:t xml:space="preserve">Last modified: 2026-10-29 11:51:41 (PDT)</w:t>
+        <w:t xml:space="preserve">Last modified: 2026-10-29 13:28:16 (PDT)</w:t>
       </w:r>
     </w:p>
     <w:bookmarkStart w:id="62" w:name="sec-indicator-functions"/>

--- a/indicator-functions.docx
+++ b/indicator-functions.docx
@@ -15,7 +15,7 @@
         <w:pStyle w:val="Date"/>
       </w:pPr>
       <w:r>
-        <w:t xml:space="preserve">Last modified: 2026-10-29 13:28:16 (PDT)</w:t>
+        <w:t xml:space="preserve">Last modified: 2026-10-29 14:56:31 (PDT)</w:t>
       </w:r>
     </w:p>
     <w:bookmarkStart w:id="62" w:name="sec-indicator-functions"/>

--- a/indicator-functions.docx
+++ b/indicator-functions.docx
@@ -15,7 +15,7 @@
         <w:pStyle w:val="Date"/>
       </w:pPr>
       <w:r>
-        <w:t xml:space="preserve">Last modified: 2026-10-29 14:56:31 (PDT)</w:t>
+        <w:t xml:space="preserve">Last modified: 2026-10-29 16:45:03 (PDT)</w:t>
       </w:r>
     </w:p>
     <w:bookmarkStart w:id="62" w:name="sec-indicator-functions"/>

--- a/indicator-functions.docx
+++ b/indicator-functions.docx
@@ -15,7 +15,7 @@
         <w:pStyle w:val="Date"/>
       </w:pPr>
       <w:r>
-        <w:t xml:space="preserve">Last modified: 2026-10-29 16:45:03 (PDT)</w:t>
+        <w:t xml:space="preserve">Last modified: 2026-10-29 20:01:11 (PDT)</w:t>
       </w:r>
     </w:p>
     <w:bookmarkStart w:id="62" w:name="sec-indicator-functions"/>

--- a/indicator-functions.docx
+++ b/indicator-functions.docx
@@ -15,7 +15,7 @@
         <w:pStyle w:val="Date"/>
       </w:pPr>
       <w:r>
-        <w:t xml:space="preserve">Last modified: 2026-10-29 20:01:11 (PDT)</w:t>
+        <w:t xml:space="preserve">Last modified: 2026-10-30 00:52:40 (PDT)</w:t>
       </w:r>
     </w:p>
     <w:bookmarkStart w:id="62" w:name="sec-indicator-functions"/>

--- a/indicator-functions.docx
+++ b/indicator-functions.docx
@@ -15,7 +15,7 @@
         <w:pStyle w:val="Date"/>
       </w:pPr>
       <w:r>
-        <w:t xml:space="preserve">Last modified: 2026-10-30 00:52:40 (PDT)</w:t>
+        <w:t xml:space="preserve">Last modified: 2026-10-30 02:22:19 (PDT)</w:t>
       </w:r>
     </w:p>
     <w:bookmarkStart w:id="62" w:name="sec-indicator-functions"/>

--- a/indicator-functions.docx
+++ b/indicator-functions.docx
@@ -15,7 +15,7 @@
         <w:pStyle w:val="Date"/>
       </w:pPr>
       <w:r>
-        <w:t xml:space="preserve">Last modified: 2026-10-30 02:22:19 (PDT)</w:t>
+        <w:t xml:space="preserve">Last modified: 2026-10-30 12:07:09 (PDT)</w:t>
       </w:r>
     </w:p>
     <w:bookmarkStart w:id="62" w:name="sec-indicator-functions"/>

--- a/indicator-functions.docx
+++ b/indicator-functions.docx
@@ -15,7 +15,7 @@
         <w:pStyle w:val="Date"/>
       </w:pPr>
       <w:r>
-        <w:t xml:space="preserve">Last modified: 2026-10-30 12:07:09 (PDT)</w:t>
+        <w:t xml:space="preserve">Last modified: 2026-10-30 13:54:56 (PDT)</w:t>
       </w:r>
     </w:p>
     <w:bookmarkStart w:id="62" w:name="sec-indicator-functions"/>

--- a/indicator-functions.docx
+++ b/indicator-functions.docx
@@ -15,7 +15,7 @@
         <w:pStyle w:val="Date"/>
       </w:pPr>
       <w:r>
-        <w:t xml:space="preserve">Last modified: 2026-10-30 13:54:56 (PDT)</w:t>
+        <w:t xml:space="preserve">Last modified: 2026-10-30 15:46:06 (PDT)</w:t>
       </w:r>
     </w:p>
     <w:bookmarkStart w:id="62" w:name="sec-indicator-functions"/>

--- a/indicator-functions.docx
+++ b/indicator-functions.docx
@@ -15,7 +15,7 @@
         <w:pStyle w:val="Date"/>
       </w:pPr>
       <w:r>
-        <w:t xml:space="preserve">Last modified: 2026-10-30 15:46:06 (PDT)</w:t>
+        <w:t xml:space="preserve">Last modified: 2026-10-30 17:15:43 (PDT)</w:t>
       </w:r>
     </w:p>
     <w:bookmarkStart w:id="62" w:name="sec-indicator-functions"/>

--- a/indicator-functions.docx
+++ b/indicator-functions.docx
@@ -15,7 +15,7 @@
         <w:pStyle w:val="Date"/>
       </w:pPr>
       <w:r>
-        <w:t xml:space="preserve">Last modified: 2026-10-30 17:15:43 (PDT)</w:t>
+        <w:t xml:space="preserve">Last modified: 2026-10-30 18:45:42 (PDT)</w:t>
       </w:r>
     </w:p>
     <w:bookmarkStart w:id="62" w:name="sec-indicator-functions"/>

--- a/indicator-functions.docx
+++ b/indicator-functions.docx
@@ -15,7 +15,7 @@
         <w:pStyle w:val="Date"/>
       </w:pPr>
       <w:r>
-        <w:t xml:space="preserve">Last modified: 2026-10-30 18:45:42 (PDT)</w:t>
+        <w:t xml:space="preserve">Last modified: 2026-10-30 21:18:12 (PDT)</w:t>
       </w:r>
     </w:p>
     <w:bookmarkStart w:id="62" w:name="sec-indicator-functions"/>

--- a/indicator-functions.docx
+++ b/indicator-functions.docx
@@ -15,7 +15,7 @@
         <w:pStyle w:val="Date"/>
       </w:pPr>
       <w:r>
-        <w:t xml:space="preserve">Last modified: 2026-10-30 21:18:12 (PDT)</w:t>
+        <w:t xml:space="preserve">Last modified: 2026-10-31 00:08:50 (PDT)</w:t>
       </w:r>
     </w:p>
     <w:bookmarkStart w:id="62" w:name="sec-indicator-functions"/>

--- a/indicator-functions.docx
+++ b/indicator-functions.docx
@@ -15,7 +15,7 @@
         <w:pStyle w:val="Date"/>
       </w:pPr>
       <w:r>
-        <w:t xml:space="preserve">Last modified: 2026-10-31 00:08:50 (PDT)</w:t>
+        <w:t xml:space="preserve">Last modified: 2026-10-31 06:43:52 (PDT)</w:t>
       </w:r>
     </w:p>
     <w:bookmarkStart w:id="62" w:name="sec-indicator-functions"/>
